--- a/spa/docx/58.content.docx
+++ b/spa/docx/58.content.docx
@@ -19,7 +19,7 @@
         <w:rPr>
           <w:lang w:val="es_ES" w:bidi="es_ES"/>
         </w:rPr>
-        <w:t>Resource: Notas de Estudio - Introducciones a los Libros (Tyndale)</w:t>
+        <w:t>Resource: Tyndale Open Study Notes</w:t>
       </w:r>
       <w:r>
         <w:rPr>
@@ -112,7 +112,7 @@
         <w:rPr>
           <w:lang w:val="es_ES" w:bidi="es_ES"/>
         </w:rPr>
-        <w:t>Notas de Estudio - Introducciones a los Libros (Tyndale)</w:t>
+        <w:t>Tyndale Open Study Notes</w:t>
       </w:r>
     </w:p>
     <w:p>

--- a/spa/docx/58.content.docx
+++ b/spa/docx/58.content.docx
@@ -19,7 +19,7 @@
         <w:rPr>
           <w:lang w:val="es_ES" w:bidi="es_ES"/>
         </w:rPr>
-        <w:t>Resource: Tyndale Open Study Notes</w:t>
+        <w:t>Resource: Aquifer Open Study Notes (Book Intros)</w:t>
       </w:r>
       <w:r>
         <w:rPr>
@@ -112,7 +112,7 @@
         <w:rPr>
           <w:lang w:val="es_ES" w:bidi="es_ES"/>
         </w:rPr>
-        <w:t>Tyndale Open Study Notes</w:t>
+        <w:t>Aquifer Open Study Notes (Book Intros)</w:t>
       </w:r>
     </w:p>
     <w:p>

--- a/spa/docx/58.content.docx
+++ b/spa/docx/58.content.docx
@@ -272,90 +272,60 @@
         </w:rPr>
         <w:t>Los creyentes a quienes se dirigía Hebreos probablemente pertenecían a un grupo de iglesias domésticas en Roma a principios de los años 60 d.C. La comunidad cristiana en Roma probablemente se fundó en los años 30 d.C. cuando aquellos presentes en Pentecostés (</w:t>
       </w:r>
-      <w:hyperlink r:id="rId13">
-        <w:r>
-          <w:rPr>
-            <w:lang w:val="es_ES" w:bidi="es_ES"/>
-          </w:rPr>
-          <w:rPr>
-            <w:color w:val="0000EE"/>
-            <w:u w:val="single"/>
-          </w:rPr>
-          <w:t>Hec 2.10</w:t>
-        </w:r>
-      </w:hyperlink>
+      <w:r>
+        <w:rPr>
+          <w:lang w:val="es_ES" w:bidi="es_ES"/>
+        </w:rPr>
+        <w:t>Hec 2.10</w:t>
+      </w:r>
       <w:r>
         <w:rPr>
           <w:lang w:val="es_ES" w:bidi="es_ES"/>
         </w:rPr>
         <w:t>) regresaron a casa. Los creyentes romanos habían demostrado valor y resistencia (</w:t>
       </w:r>
-      <w:hyperlink r:id="rId14">
-        <w:r>
-          <w:rPr>
-            <w:lang w:val="es_ES" w:bidi="es_ES"/>
-          </w:rPr>
-          <w:rPr>
-            <w:color w:val="0000EE"/>
-            <w:u w:val="single"/>
-          </w:rPr>
-          <w:t>Heb 10.32–34</w:t>
-        </w:r>
-      </w:hyperlink>
+      <w:r>
+        <w:rPr>
+          <w:lang w:val="es_ES" w:bidi="es_ES"/>
+        </w:rPr>
+        <w:t>Heb 10.32–34</w:t>
+      </w:r>
       <w:r>
         <w:rPr>
           <w:lang w:val="es_ES" w:bidi="es_ES"/>
         </w:rPr>
         <w:t>), pero para cuando se escribió Hebreos, el fervor espiritual de algunos se había enfriado (</w:t>
       </w:r>
-      <w:hyperlink r:id="rId15">
-        <w:r>
-          <w:rPr>
-            <w:lang w:val="es_ES" w:bidi="es_ES"/>
-          </w:rPr>
-          <w:rPr>
-            <w:color w:val="0000EE"/>
-            <w:u w:val="single"/>
-          </w:rPr>
-          <w:t>5.11–14</w:t>
-        </w:r>
-      </w:hyperlink>
+      <w:r>
+        <w:rPr>
+          <w:lang w:val="es_ES" w:bidi="es_ES"/>
+        </w:rPr>
+        <w:t>5.11–14</w:t>
+      </w:r>
       <w:r>
         <w:rPr>
           <w:lang w:val="es_ES" w:bidi="es_ES"/>
         </w:rPr>
         <w:t>), y su perspectiva teológica estaba distorsionada (</w:t>
       </w:r>
-      <w:hyperlink r:id="rId16">
-        <w:r>
-          <w:rPr>
-            <w:lang w:val="es_ES" w:bidi="es_ES"/>
-          </w:rPr>
-          <w:rPr>
-            <w:color w:val="0000EE"/>
-            <w:u w:val="single"/>
-          </w:rPr>
-          <w:t>2.1</w:t>
-        </w:r>
-      </w:hyperlink>
+      <w:r>
+        <w:rPr>
+          <w:lang w:val="es_ES" w:bidi="es_ES"/>
+        </w:rPr>
+        <w:t>2.1</w:t>
+      </w:r>
       <w:r>
         <w:rPr>
           <w:lang w:val="es_ES" w:bidi="es_ES"/>
         </w:rPr>
         <w:t>). Algunos incluso habían abandonado a Cristo y la iglesia (</w:t>
       </w:r>
-      <w:hyperlink r:id="rId17">
-        <w:r>
-          <w:rPr>
-            <w:lang w:val="es_ES" w:bidi="es_ES"/>
-          </w:rPr>
-          <w:rPr>
-            <w:color w:val="0000EE"/>
-            <w:u w:val="single"/>
-          </w:rPr>
-          <w:t>6.4–8</w:t>
-        </w:r>
-      </w:hyperlink>
+      <w:r>
+        <w:rPr>
+          <w:lang w:val="es_ES" w:bidi="es_ES"/>
+        </w:rPr>
+        <w:t>6.4–8</w:t>
+      </w:r>
       <w:r>
         <w:rPr>
           <w:lang w:val="es_ES" w:bidi="es_ES"/>
@@ -427,198 +397,132 @@
         </w:rPr>
         <w:t>Después de una introducción a todo el sermón (</w:t>
       </w:r>
-      <w:hyperlink r:id="rId18">
-        <w:r>
-          <w:rPr>
-            <w:lang w:val="es_ES" w:bidi="es_ES"/>
-          </w:rPr>
-          <w:rPr>
-            <w:color w:val="0000EE"/>
-            <w:u w:val="single"/>
-          </w:rPr>
-          <w:t>1.1–4</w:t>
-        </w:r>
-      </w:hyperlink>
+      <w:r>
+        <w:rPr>
+          <w:lang w:val="es_ES" w:bidi="es_ES"/>
+        </w:rPr>
+        <w:t>1.1–4</w:t>
+      </w:r>
       <w:r>
         <w:rPr>
           <w:lang w:val="es_ES" w:bidi="es_ES"/>
         </w:rPr>
         <w:t>), la exposición del autor sobre la superioridad de Cristo se desarrolla en dos grandes movimientos. El primer movimiento (</w:t>
       </w:r>
-      <w:hyperlink r:id="rId19">
-        <w:r>
-          <w:rPr>
-            <w:lang w:val="es_ES" w:bidi="es_ES"/>
-          </w:rPr>
-          <w:rPr>
-            <w:color w:val="0000EE"/>
-            <w:u w:val="single"/>
-          </w:rPr>
-          <w:t>1.5–2.18</w:t>
-        </w:r>
-      </w:hyperlink>
+      <w:r>
+        <w:rPr>
+          <w:lang w:val="es_ES" w:bidi="es_ES"/>
+        </w:rPr>
+        <w:t>1.5–2.18</w:t>
+      </w:r>
       <w:r>
         <w:rPr>
           <w:lang w:val="es_ES" w:bidi="es_ES"/>
         </w:rPr>
         <w:t>) explica la relación del Hijo con los ángeles. Los ángeles son siervos (</w:t>
       </w:r>
-      <w:hyperlink r:id="rId20">
-        <w:r>
-          <w:rPr>
-            <w:lang w:val="es_ES" w:bidi="es_ES"/>
-          </w:rPr>
-          <w:rPr>
-            <w:color w:val="0000EE"/>
-            <w:u w:val="single"/>
-          </w:rPr>
-          <w:t>1.6–7</w:t>
-        </w:r>
-      </w:hyperlink>
+      <w:r>
+        <w:rPr>
+          <w:lang w:val="es_ES" w:bidi="es_ES"/>
+        </w:rPr>
+        <w:t>1.6–7</w:t>
+      </w:r>
       <w:r>
         <w:rPr>
           <w:lang w:val="es_ES" w:bidi="es_ES"/>
         </w:rPr>
         <w:t xml:space="preserve">, </w:t>
       </w:r>
-      <w:hyperlink r:id="rId21">
-        <w:r>
-          <w:rPr>
-            <w:lang w:val="es_ES" w:bidi="es_ES"/>
-          </w:rPr>
-          <w:rPr>
-            <w:color w:val="0000EE"/>
-            <w:u w:val="single"/>
-          </w:rPr>
-          <w:t>14</w:t>
-        </w:r>
-      </w:hyperlink>
+      <w:r>
+        <w:rPr>
+          <w:lang w:val="es_ES" w:bidi="es_ES"/>
+        </w:rPr>
+        <w:t>14</w:t>
+      </w:r>
       <w:r>
         <w:rPr>
           <w:lang w:val="es_ES" w:bidi="es_ES"/>
         </w:rPr>
         <w:t>), pero el Hijo exaltado (</w:t>
       </w:r>
-      <w:hyperlink r:id="rId22">
-        <w:r>
-          <w:rPr>
-            <w:lang w:val="es_ES" w:bidi="es_ES"/>
-          </w:rPr>
-          <w:rPr>
-            <w:color w:val="0000EE"/>
-            <w:u w:val="single"/>
-          </w:rPr>
-          <w:t>1.13</w:t>
-        </w:r>
-      </w:hyperlink>
+      <w:r>
+        <w:rPr>
+          <w:lang w:val="es_ES" w:bidi="es_ES"/>
+        </w:rPr>
+        <w:t>1.13</w:t>
+      </w:r>
       <w:r>
         <w:rPr>
           <w:lang w:val="es_ES" w:bidi="es_ES"/>
         </w:rPr>
         <w:t>), con su relación única con el Padre (</w:t>
       </w:r>
-      <w:hyperlink r:id="rId23">
-        <w:r>
-          <w:rPr>
-            <w:lang w:val="es_ES" w:bidi="es_ES"/>
-          </w:rPr>
-          <w:rPr>
-            <w:color w:val="0000EE"/>
-            <w:u w:val="single"/>
-          </w:rPr>
-          <w:t>1.5</w:t>
-        </w:r>
-      </w:hyperlink>
+      <w:r>
+        <w:rPr>
+          <w:lang w:val="es_ES" w:bidi="es_ES"/>
+        </w:rPr>
+        <w:t>1.5</w:t>
+      </w:r>
       <w:r>
         <w:rPr>
           <w:lang w:val="es_ES" w:bidi="es_ES"/>
         </w:rPr>
         <w:t>), es el Señor, creador y sustentador del universo— de hecho, él es Dios (</w:t>
       </w:r>
-      <w:hyperlink r:id="rId24">
-        <w:r>
-          <w:rPr>
-            <w:lang w:val="es_ES" w:bidi="es_ES"/>
-          </w:rPr>
-          <w:rPr>
-            <w:color w:val="0000EE"/>
-            <w:u w:val="single"/>
-          </w:rPr>
-          <w:t>1.8–12</w:t>
-        </w:r>
-      </w:hyperlink>
+      <w:r>
+        <w:rPr>
+          <w:lang w:val="es_ES" w:bidi="es_ES"/>
+        </w:rPr>
+        <w:t>1.8–12</w:t>
+      </w:r>
       <w:r>
         <w:rPr>
           <w:lang w:val="es_ES" w:bidi="es_ES"/>
         </w:rPr>
         <w:t>). El autor exhorta a los oyentes a prestar mucha atención al mensaje de salvación que se les ha enseñado (</w:t>
       </w:r>
-      <w:hyperlink r:id="rId25">
-        <w:r>
-          <w:rPr>
-            <w:lang w:val="es_ES" w:bidi="es_ES"/>
-          </w:rPr>
-          <w:rPr>
-            <w:color w:val="0000EE"/>
-            <w:u w:val="single"/>
-          </w:rPr>
-          <w:t>2.1–4</w:t>
-        </w:r>
-      </w:hyperlink>
+      <w:r>
+        <w:rPr>
+          <w:lang w:val="es_ES" w:bidi="es_ES"/>
+        </w:rPr>
+        <w:t>2.1–4</w:t>
+      </w:r>
       <w:r>
         <w:rPr>
           <w:lang w:val="es_ES" w:bidi="es_ES"/>
         </w:rPr>
         <w:t>), y luego reanuda la exposición. La posición exaltada de Cristo fue temporalmente inferior a los ángeles cuando se hizo humano (</w:t>
       </w:r>
-      <w:hyperlink r:id="rId26">
-        <w:r>
-          <w:rPr>
-            <w:lang w:val="es_ES" w:bidi="es_ES"/>
-          </w:rPr>
-          <w:rPr>
-            <w:color w:val="0000EE"/>
-            <w:u w:val="single"/>
-          </w:rPr>
-          <w:t>2.5–9</w:t>
-        </w:r>
-      </w:hyperlink>
+      <w:r>
+        <w:rPr>
+          <w:lang w:val="es_ES" w:bidi="es_ES"/>
+        </w:rPr>
+        <w:t>2.5–9</w:t>
+      </w:r>
       <w:r>
         <w:rPr>
           <w:lang w:val="es_ES" w:bidi="es_ES"/>
         </w:rPr>
         <w:t>); Jesús se hizo carne y sangre para morir y liberarnos (</w:t>
       </w:r>
-      <w:hyperlink r:id="rId27">
-        <w:r>
-          <w:rPr>
-            <w:lang w:val="es_ES" w:bidi="es_ES"/>
-          </w:rPr>
-          <w:rPr>
-            <w:color w:val="0000EE"/>
-            <w:u w:val="single"/>
-          </w:rPr>
-          <w:t>2.10–18</w:t>
-        </w:r>
-      </w:hyperlink>
+      <w:r>
+        <w:rPr>
+          <w:lang w:val="es_ES" w:bidi="es_ES"/>
+        </w:rPr>
+        <w:t>2.10–18</w:t>
+      </w:r>
       <w:r>
         <w:rPr>
           <w:lang w:val="es_ES" w:bidi="es_ES"/>
         </w:rPr>
         <w:t>). La primera exposición es seguida por una exhortación (</w:t>
       </w:r>
-      <w:hyperlink r:id="rId28">
-        <w:r>
-          <w:rPr>
-            <w:lang w:val="es_ES" w:bidi="es_ES"/>
-          </w:rPr>
-          <w:rPr>
-            <w:color w:val="0000EE"/>
-            <w:u w:val="single"/>
-          </w:rPr>
-          <w:t>3.1–4.13</w:t>
-        </w:r>
-      </w:hyperlink>
+      <w:r>
+        <w:rPr>
+          <w:lang w:val="es_ES" w:bidi="es_ES"/>
+        </w:rPr>
+        <w:t>3.1–4.13</w:t>
+      </w:r>
       <w:r>
         <w:rPr>
           <w:lang w:val="es_ES" w:bidi="es_ES"/>
@@ -639,162 +543,108 @@
         </w:rPr>
         <w:t>El segundo movimiento de la exposición (</w:t>
       </w:r>
-      <w:hyperlink r:id="rId29">
-        <w:r>
-          <w:rPr>
-            <w:lang w:val="es_ES" w:bidi="es_ES"/>
-          </w:rPr>
-          <w:rPr>
-            <w:color w:val="0000EE"/>
-            <w:u w:val="single"/>
-          </w:rPr>
-          <w:t>4.14–10.18</w:t>
-        </w:r>
-      </w:hyperlink>
+      <w:r>
+        <w:rPr>
+          <w:lang w:val="es_ES" w:bidi="es_ES"/>
+        </w:rPr>
+        <w:t>4.14–10.18</w:t>
+      </w:r>
       <w:r>
         <w:rPr>
           <w:lang w:val="es_ES" w:bidi="es_ES"/>
         </w:rPr>
         <w:t xml:space="preserve">) aborda la posición del Hijo, nuestro Sumo Sacerdote, en relación al sistema sacrificial del Antiguo Testamento. Después de introducir este tema </w:t>
       </w:r>
-      <w:hyperlink r:id="rId30">
-        <w:r>
-          <w:rPr>
-            <w:lang w:val="es_ES" w:bidi="es_ES"/>
-          </w:rPr>
-          <w:rPr>
-            <w:color w:val="0000EE"/>
-            <w:u w:val="single"/>
-          </w:rPr>
-          <w:t>4.14–16</w:t>
-        </w:r>
-      </w:hyperlink>
+      <w:r>
+        <w:rPr>
+          <w:lang w:val="es_ES" w:bidi="es_ES"/>
+        </w:rPr>
+        <w:t>4.14–16</w:t>
+      </w:r>
       <w:r>
         <w:rPr>
           <w:lang w:val="es_ES" w:bidi="es_ES"/>
         </w:rPr>
         <w:t>, el autor aborda el nombramiento del Hijo como el sumo sacerdote superior (</w:t>
       </w:r>
-      <w:hyperlink r:id="rId31">
-        <w:r>
-          <w:rPr>
-            <w:lang w:val="es_ES" w:bidi="es_ES"/>
-          </w:rPr>
-          <w:rPr>
-            <w:color w:val="0000EE"/>
-            <w:u w:val="single"/>
-          </w:rPr>
-          <w:t>5.1–10</w:t>
-        </w:r>
-      </w:hyperlink>
+      <w:r>
+        <w:rPr>
+          <w:lang w:val="es_ES" w:bidi="es_ES"/>
+        </w:rPr>
+        <w:t>5.1–10</w:t>
+      </w:r>
       <w:r>
         <w:rPr>
           <w:lang w:val="es_ES" w:bidi="es_ES"/>
         </w:rPr>
         <w:t>) y confronta a la comunidad con su inmadurez espiritual (</w:t>
       </w:r>
-      <w:hyperlink r:id="rId32">
-        <w:r>
-          <w:rPr>
-            <w:lang w:val="es_ES" w:bidi="es_ES"/>
-          </w:rPr>
-          <w:rPr>
-            <w:color w:val="0000EE"/>
-            <w:u w:val="single"/>
-          </w:rPr>
-          <w:t>5.11–6.20</w:t>
-        </w:r>
-      </w:hyperlink>
+      <w:r>
+        <w:rPr>
+          <w:lang w:val="es_ES" w:bidi="es_ES"/>
+        </w:rPr>
+        <w:t>5.11–6.20</w:t>
+      </w:r>
       <w:r>
         <w:rPr>
           <w:lang w:val="es_ES" w:bidi="es_ES"/>
         </w:rPr>
         <w:t>). Una discusión sobre la superioridad de Melquisedec sobre los sacerdotes levíticos (</w:t>
       </w:r>
-      <w:hyperlink r:id="rId33">
-        <w:r>
-          <w:rPr>
-            <w:lang w:val="es_ES" w:bidi="es_ES"/>
-          </w:rPr>
-          <w:rPr>
-            <w:color w:val="0000EE"/>
-            <w:u w:val="single"/>
-          </w:rPr>
-          <w:t>7.1–10</w:t>
-        </w:r>
-      </w:hyperlink>
+      <w:r>
+        <w:rPr>
+          <w:lang w:val="es_ES" w:bidi="es_ES"/>
+        </w:rPr>
+        <w:t>7.1–10</w:t>
+      </w:r>
       <w:r>
         <w:rPr>
           <w:lang w:val="es_ES" w:bidi="es_ES"/>
         </w:rPr>
         <w:t>) establece las bases para presentar a Jesús como el Sumo Sacerdote superior según el orden de Melquisedec (</w:t>
       </w:r>
-      <w:hyperlink r:id="rId34">
-        <w:r>
-          <w:rPr>
-            <w:lang w:val="es_ES" w:bidi="es_ES"/>
-          </w:rPr>
-          <w:rPr>
-            <w:color w:val="0000EE"/>
-            <w:u w:val="single"/>
-          </w:rPr>
-          <w:t>7.11–28</w:t>
-        </w:r>
-      </w:hyperlink>
+      <w:r>
+        <w:rPr>
+          <w:lang w:val="es_ES" w:bidi="es_ES"/>
+        </w:rPr>
+        <w:t>7.11–28</w:t>
+      </w:r>
       <w:r>
         <w:rPr>
           <w:lang w:val="es_ES" w:bidi="es_ES"/>
         </w:rPr>
         <w:t>). En resumen, Jesús no fue designado según las convenciones de la ley del Antiguo Testamento, que decía que los sacerdotes debían venir de la tribu de Leví. Más bien, fue designado por Dios con un juramento, sobre la base de su vida indestructible. La exposición luego considera la superior ofrenda de este Sumo Sacerdote designado (</w:t>
       </w:r>
-      <w:hyperlink r:id="rId35">
-        <w:r>
-          <w:rPr>
-            <w:lang w:val="es_ES" w:bidi="es_ES"/>
-          </w:rPr>
-          <w:rPr>
-            <w:color w:val="0000EE"/>
-            <w:u w:val="single"/>
-          </w:rPr>
-          <w:t>8.3–10.18</w:t>
-        </w:r>
-      </w:hyperlink>
+      <w:r>
+        <w:rPr>
+          <w:lang w:val="es_ES" w:bidi="es_ES"/>
+        </w:rPr>
+        <w:t>8.3–10.18</w:t>
+      </w:r>
       <w:r>
         <w:rPr>
           <w:lang w:val="es_ES" w:bidi="es_ES"/>
         </w:rPr>
         <w:t>). Como los sacerdotes terrenales, este sacerdote superior tuvo que hacer una ofrenda por los pecados, pero su ofrenda fue la ofrenda del nuevo pacto (</w:t>
       </w:r>
-      <w:hyperlink r:id="rId36">
-        <w:r>
-          <w:rPr>
-            <w:lang w:val="es_ES" w:bidi="es_ES"/>
-          </w:rPr>
-          <w:rPr>
-            <w:color w:val="0000EE"/>
-            <w:u w:val="single"/>
-          </w:rPr>
-          <w:t>8.7–13</w:t>
-        </w:r>
-      </w:hyperlink>
+      <w:r>
+        <w:rPr>
+          <w:lang w:val="es_ES" w:bidi="es_ES"/>
+        </w:rPr>
+        <w:t>8.7–13</w:t>
+      </w:r>
       <w:r>
         <w:rPr>
           <w:lang w:val="es_ES" w:bidi="es_ES"/>
         </w:rPr>
         <w:t>) que era superior al antiguo (</w:t>
       </w:r>
-      <w:hyperlink r:id="rId37">
-        <w:r>
-          <w:rPr>
-            <w:lang w:val="es_ES" w:bidi="es_ES"/>
-          </w:rPr>
-          <w:rPr>
-            <w:color w:val="0000EE"/>
-            <w:u w:val="single"/>
-          </w:rPr>
-          <w:t>9.1–10.18</w:t>
-        </w:r>
-      </w:hyperlink>
+      <w:r>
+        <w:rPr>
+          <w:lang w:val="es_ES" w:bidi="es_ES"/>
+        </w:rPr>
+        <w:t>9.1–10.18</w:t>
+      </w:r>
       <w:r>
         <w:rPr>
           <w:lang w:val="es_ES" w:bidi="es_ES"/>
@@ -815,36 +665,24 @@
         </w:rPr>
         <w:t>La sección principal final (</w:t>
       </w:r>
-      <w:hyperlink r:id="rId38">
-        <w:r>
-          <w:rPr>
-            <w:lang w:val="es_ES" w:bidi="es_ES"/>
-          </w:rPr>
-          <w:rPr>
-            <w:color w:val="0000EE"/>
-            <w:u w:val="single"/>
-          </w:rPr>
-          <w:t>10.19–13.25</w:t>
-        </w:r>
-      </w:hyperlink>
+      <w:r>
+        <w:rPr>
+          <w:lang w:val="es_ES" w:bidi="es_ES"/>
+        </w:rPr>
+        <w:t>10.19–13.25</w:t>
+      </w:r>
       <w:r>
         <w:rPr>
           <w:lang w:val="es_ES" w:bidi="es_ES"/>
         </w:rPr>
         <w:t>) es una exhortación que desafía a los oyentes a responder con fidelidad al mensaje sobre Cristo. El libro termina con una bendición y una conclusión formal (</w:t>
       </w:r>
-      <w:hyperlink r:id="rId39">
-        <w:r>
-          <w:rPr>
-            <w:lang w:val="es_ES" w:bidi="es_ES"/>
-          </w:rPr>
-          <w:rPr>
-            <w:color w:val="0000EE"/>
-            <w:u w:val="single"/>
-          </w:rPr>
-          <w:t>13.20–25</w:t>
-        </w:r>
-      </w:hyperlink>
+      <w:r>
+        <w:rPr>
+          <w:lang w:val="es_ES" w:bidi="es_ES"/>
+        </w:rPr>
+        <w:t>13.20–25</w:t>
+      </w:r>
       <w:r>
         <w:rPr>
           <w:lang w:val="es_ES" w:bidi="es_ES"/>
@@ -890,72 +728,48 @@
         </w:rPr>
         <w:t xml:space="preserve">Casi todos los eruditos hoy en día están de acuerdo en que Pablo no fue el autor de Hebreos. Primero, en </w:t>
       </w:r>
-      <w:hyperlink r:id="rId40">
-        <w:r>
-          <w:rPr>
-            <w:lang w:val="es_ES" w:bidi="es_ES"/>
-          </w:rPr>
-          <w:rPr>
-            <w:color w:val="0000EE"/>
-            <w:u w:val="single"/>
-          </w:rPr>
-          <w:t>2.3</w:t>
-        </w:r>
-      </w:hyperlink>
+      <w:r>
+        <w:rPr>
+          <w:lang w:val="es_ES" w:bidi="es_ES"/>
+        </w:rPr>
+        <w:t>2.3</w:t>
+      </w:r>
       <w:r>
         <w:rPr>
           <w:lang w:val="es_ES" w:bidi="es_ES"/>
         </w:rPr>
         <w:t xml:space="preserve">, el autor se describe como habiendo recibido la buena nueva de los testigos originales que siguieron a Cristo, y esto no suena en absoluto como Pablo (ver </w:t>
       </w:r>
-      <w:hyperlink r:id="rId41">
-        <w:r>
-          <w:rPr>
-            <w:lang w:val="es_ES" w:bidi="es_ES"/>
-          </w:rPr>
-          <w:rPr>
-            <w:color w:val="0000EE"/>
-            <w:u w:val="single"/>
-          </w:rPr>
-          <w:t>Ro 1.1,</w:t>
-        </w:r>
-      </w:hyperlink>
+      <w:r>
+        <w:rPr>
+          <w:lang w:val="es_ES" w:bidi="es_ES"/>
+        </w:rPr>
+        <w:t>Ro 1.1,</w:t>
+      </w:r>
       <w:r>
         <w:rPr>
           <w:lang w:val="es_ES" w:bidi="es_ES"/>
         </w:rPr>
         <w:t xml:space="preserve"> </w:t>
       </w:r>
-      <w:hyperlink r:id="rId42">
-        <w:r>
-          <w:rPr>
-            <w:lang w:val="es_ES" w:bidi="es_ES"/>
-          </w:rPr>
-          <w:rPr>
-            <w:color w:val="0000EE"/>
-            <w:u w:val="single"/>
-          </w:rPr>
-          <w:t>1 Co 15.8,</w:t>
-        </w:r>
-      </w:hyperlink>
+      <w:r>
+        <w:rPr>
+          <w:lang w:val="es_ES" w:bidi="es_ES"/>
+        </w:rPr>
+        <w:t>1 Co 15.8,</w:t>
+      </w:r>
       <w:r>
         <w:rPr>
           <w:lang w:val="es_ES" w:bidi="es_ES"/>
         </w:rPr>
         <w:t xml:space="preserve"> </w:t>
       </w:r>
-      <w:hyperlink r:id="rId43">
-        <w:r>
-          <w:rPr>
-            <w:lang w:val="es_ES" w:bidi="es_ES"/>
-          </w:rPr>
-          <w:rPr>
-            <w:color w:val="0000EE"/>
-            <w:u w:val="single"/>
-          </w:rPr>
-          <w:t>Gal 1.11–16</w:t>
-        </w:r>
-      </w:hyperlink>
+      <w:r>
+        <w:rPr>
+          <w:lang w:val="es_ES" w:bidi="es_ES"/>
+        </w:rPr>
+        <w:t>Gal 1.11–16</w:t>
+      </w:r>
       <w:r>
         <w:rPr>
           <w:lang w:val="es_ES" w:bidi="es_ES"/>
@@ -976,18 +790,12 @@
         </w:rPr>
         <w:t xml:space="preserve">A lo largo de los siglos, se han sugerido muchos otros posibles autores para el libro, como Felipe, Priscila, Lucas, Bernabé, Judas y Clemente de Roma. Una de las ideas más populares, desde que Martin Lutero hizo la sugerencia, es de que Apolos la escribió. Lucas describe a Apolos en </w:t>
       </w:r>
-      <w:hyperlink r:id="rId44">
-        <w:r>
-          <w:rPr>
-            <w:lang w:val="es_ES" w:bidi="es_ES"/>
-          </w:rPr>
-          <w:rPr>
-            <w:color w:val="0000EE"/>
-            <w:u w:val="single"/>
-          </w:rPr>
-          <w:t>Hechos 18.24–26</w:t>
-        </w:r>
-      </w:hyperlink>
+      <w:r>
+        <w:rPr>
+          <w:lang w:val="es_ES" w:bidi="es_ES"/>
+        </w:rPr>
+        <w:t>Hechos 18.24–26</w:t>
+      </w:r>
       <w:r>
         <w:rPr>
           <w:lang w:val="es_ES" w:bidi="es_ES"/>
@@ -1045,18 +853,12 @@
         </w:rPr>
         <w:t>” (</w:t>
       </w:r>
-      <w:hyperlink r:id="rId45">
-        <w:r>
-          <w:rPr>
-            <w:lang w:val="es_ES" w:bidi="es_ES"/>
-          </w:rPr>
-          <w:rPr>
-            <w:color w:val="0000EE"/>
-            <w:u w:val="single"/>
-          </w:rPr>
-          <w:t>Heb 13.24</w:t>
-        </w:r>
-      </w:hyperlink>
+      <w:r>
+        <w:rPr>
+          <w:lang w:val="es_ES" w:bidi="es_ES"/>
+        </w:rPr>
+        <w:t>Heb 13.24</w:t>
+      </w:r>
       <w:r>
         <w:rPr>
           <w:lang w:val="es_ES" w:bidi="es_ES"/>
@@ -1102,18 +904,12 @@
         </w:rPr>
         <w:t xml:space="preserve">Algunos en la comunidad cristiana evidentemente estaban luchando por mantener su compromiso mientras eran perseguidos. Pasajes como </w:t>
       </w:r>
-      <w:hyperlink r:id="rId46">
-        <w:r>
-          <w:rPr>
-            <w:lang w:val="es_ES" w:bidi="es_ES"/>
-          </w:rPr>
-          <w:rPr>
-            <w:color w:val="0000EE"/>
-            <w:u w:val="single"/>
-          </w:rPr>
-          <w:t>Hebreos 10.32–39</w:t>
-        </w:r>
-      </w:hyperlink>
+      <w:r>
+        <w:rPr>
+          <w:lang w:val="es_ES" w:bidi="es_ES"/>
+        </w:rPr>
+        <w:t>Hebreos 10.32–39</w:t>
+      </w:r>
       <w:r>
         <w:rPr>
           <w:lang w:val="es_ES" w:bidi="es_ES"/>
@@ -1134,18 +930,12 @@
         </w:rPr>
         <w:t xml:space="preserve">Si estamos en lo cierto y Roma es el destino de este libro, esta palabra de exhortación podría haber sido precipitada por la persecución que ocurrió bajo el emperador Nerón, cuya intensa persecución y martirio de cristianos a mediados de los años 60 d.C. es bien conocida. Es posible que Hebreos se haya escrito después del año 70 d.C. Sin embargo esto parece menos probable, porque en el momento en que se escribió Hebreos, aparentemente nadie en la comunidad había enfrentado el martirio (ver </w:t>
       </w:r>
-      <w:hyperlink r:id="rId47">
-        <w:r>
-          <w:rPr>
-            <w:lang w:val="es_ES" w:bidi="es_ES"/>
-          </w:rPr>
-          <w:rPr>
-            <w:color w:val="0000EE"/>
-            <w:u w:val="single"/>
-          </w:rPr>
-          <w:t>12.4</w:t>
-        </w:r>
-      </w:hyperlink>
+      <w:r>
+        <w:rPr>
+          <w:lang w:val="es_ES" w:bidi="es_ES"/>
+        </w:rPr>
+        <w:t>12.4</w:t>
+      </w:r>
       <w:r>
         <w:rPr>
           <w:lang w:val="es_ES" w:bidi="es_ES"/>
@@ -1177,72 +967,48 @@
         </w:rPr>
         <w:t>Dios ha hablado acerca de su Hijo y a través de su Hijo (</w:t>
       </w:r>
-      <w:hyperlink r:id="rId48">
-        <w:r>
-          <w:rPr>
-            <w:lang w:val="es_ES" w:bidi="es_ES"/>
-          </w:rPr>
-          <w:rPr>
-            <w:color w:val="0000EE"/>
-            <w:u w:val="single"/>
-          </w:rPr>
-          <w:t>1.1–3</w:t>
-        </w:r>
-      </w:hyperlink>
+      <w:r>
+        <w:rPr>
+          <w:lang w:val="es_ES" w:bidi="es_ES"/>
+        </w:rPr>
+        <w:t>1.1–3</w:t>
+      </w:r>
       <w:r>
         <w:rPr>
           <w:lang w:val="es_ES" w:bidi="es_ES"/>
         </w:rPr>
         <w:t>), y hay graves consecuencias para aquellos que no escuchan y responden con obediencia a su palabra (</w:t>
       </w:r>
-      <w:hyperlink r:id="rId49">
-        <w:r>
-          <w:rPr>
-            <w:lang w:val="es_ES" w:bidi="es_ES"/>
-          </w:rPr>
-          <w:rPr>
-            <w:color w:val="0000EE"/>
-            <w:u w:val="single"/>
-          </w:rPr>
-          <w:t>2.1–3</w:t>
-        </w:r>
-      </w:hyperlink>
+      <w:r>
+        <w:rPr>
+          <w:lang w:val="es_ES" w:bidi="es_ES"/>
+        </w:rPr>
+        <w:t>2.1–3</w:t>
+      </w:r>
       <w:r>
         <w:rPr>
           <w:lang w:val="es_ES" w:bidi="es_ES"/>
         </w:rPr>
         <w:t>). Al final, Jesús, el creador y sustentador del universo (</w:t>
       </w:r>
-      <w:hyperlink r:id="rId50">
-        <w:r>
-          <w:rPr>
-            <w:lang w:val="es_ES" w:bidi="es_ES"/>
-          </w:rPr>
-          <w:rPr>
-            <w:color w:val="0000EE"/>
-            <w:u w:val="single"/>
-          </w:rPr>
-          <w:t>1.2–3</w:t>
-        </w:r>
-      </w:hyperlink>
+      <w:r>
+        <w:rPr>
+          <w:lang w:val="es_ES" w:bidi="es_ES"/>
+        </w:rPr>
+        <w:t>1.2–3</w:t>
+      </w:r>
       <w:r>
         <w:rPr>
           <w:lang w:val="es_ES" w:bidi="es_ES"/>
         </w:rPr>
         <w:t>), apartará el orden creado como una persona enrolla una prenda de ropa vieja (</w:t>
       </w:r>
-      <w:hyperlink r:id="rId51">
-        <w:r>
-          <w:rPr>
-            <w:lang w:val="es_ES" w:bidi="es_ES"/>
-          </w:rPr>
-          <w:rPr>
-            <w:color w:val="0000EE"/>
-            <w:u w:val="single"/>
-          </w:rPr>
-          <w:t>1.10–12</w:t>
-        </w:r>
-      </w:hyperlink>
+      <w:r>
+        <w:rPr>
+          <w:lang w:val="es_ES" w:bidi="es_ES"/>
+        </w:rPr>
+        <w:t>1.10–12</w:t>
+      </w:r>
       <w:r>
         <w:rPr>
           <w:lang w:val="es_ES" w:bidi="es_ES"/>
@@ -1263,72 +1029,48 @@
         </w:rPr>
         <w:t>Jesús es supremamente digno de nuestro compromiso, adoración y perseverancia en la fe. Él es superior a los ángeles (</w:t>
       </w:r>
-      <w:hyperlink r:id="rId52">
-        <w:r>
-          <w:rPr>
-            <w:lang w:val="es_ES" w:bidi="es_ES"/>
-          </w:rPr>
-          <w:rPr>
-            <w:color w:val="0000EE"/>
-            <w:u w:val="single"/>
-          </w:rPr>
-          <w:t>1.5–14</w:t>
-        </w:r>
-      </w:hyperlink>
+      <w:r>
+        <w:rPr>
+          <w:lang w:val="es_ES" w:bidi="es_ES"/>
+        </w:rPr>
+        <w:t>1.5–14</w:t>
+      </w:r>
       <w:r>
         <w:rPr>
           <w:lang w:val="es_ES" w:bidi="es_ES"/>
         </w:rPr>
         <w:t>), a Moisés (</w:t>
       </w:r>
-      <w:hyperlink r:id="rId53">
-        <w:r>
-          <w:rPr>
-            <w:lang w:val="es_ES" w:bidi="es_ES"/>
-          </w:rPr>
-          <w:rPr>
-            <w:color w:val="0000EE"/>
-            <w:u w:val="single"/>
-          </w:rPr>
-          <w:t>3.1–6</w:t>
-        </w:r>
-      </w:hyperlink>
+      <w:r>
+        <w:rPr>
+          <w:lang w:val="es_ES" w:bidi="es_ES"/>
+        </w:rPr>
+        <w:t>3.1–6</w:t>
+      </w:r>
       <w:r>
         <w:rPr>
           <w:lang w:val="es_ES" w:bidi="es_ES"/>
         </w:rPr>
         <w:t>) y al sacerdocio levítico del antiguo pacto (</w:t>
       </w:r>
-      <w:hyperlink r:id="rId31">
-        <w:r>
-          <w:rPr>
-            <w:lang w:val="es_ES" w:bidi="es_ES"/>
-          </w:rPr>
-          <w:rPr>
-            <w:color w:val="0000EE"/>
-            <w:u w:val="single"/>
-          </w:rPr>
-          <w:t>5.1–10,</w:t>
-        </w:r>
-      </w:hyperlink>
+      <w:r>
+        <w:rPr>
+          <w:lang w:val="es_ES" w:bidi="es_ES"/>
+        </w:rPr>
+        <w:t>5.1–10,</w:t>
+      </w:r>
       <w:r>
         <w:rPr>
           <w:lang w:val="es_ES" w:bidi="es_ES"/>
         </w:rPr>
         <w:t xml:space="preserve"> </w:t>
       </w:r>
-      <w:hyperlink r:id="rId54">
-        <w:r>
-          <w:rPr>
-            <w:lang w:val="es_ES" w:bidi="es_ES"/>
-          </w:rPr>
-          <w:rPr>
-            <w:color w:val="0000EE"/>
-            <w:u w:val="single"/>
-          </w:rPr>
-          <w:t>7.1–28</w:t>
-        </w:r>
-      </w:hyperlink>
+      <w:r>
+        <w:rPr>
+          <w:lang w:val="es_ES" w:bidi="es_ES"/>
+        </w:rPr>
+        <w:t>7.1–28</w:t>
+      </w:r>
       <w:r>
         <w:rPr>
           <w:lang w:val="es_ES" w:bidi="es_ES"/>
@@ -1349,108 +1091,72 @@
         </w:rPr>
         <w:t>Jesús hizo un nuevo pacto celestial, ofreciéndose una vez por todas a través de su propia muerte (</w:t>
       </w:r>
-      <w:hyperlink r:id="rId35">
-        <w:r>
-          <w:rPr>
-            <w:lang w:val="es_ES" w:bidi="es_ES"/>
-          </w:rPr>
-          <w:rPr>
-            <w:color w:val="0000EE"/>
-            <w:u w:val="single"/>
-          </w:rPr>
-          <w:t>8.3–10.18</w:t>
-        </w:r>
-      </w:hyperlink>
+      <w:r>
+        <w:rPr>
+          <w:lang w:val="es_ES" w:bidi="es_ES"/>
+        </w:rPr>
+        <w:t>8.3–10.18</w:t>
+      </w:r>
       <w:r>
         <w:rPr>
           <w:lang w:val="es_ES" w:bidi="es_ES"/>
         </w:rPr>
         <w:t>). En su encarnación soportó como un Hijo fiel (</w:t>
       </w:r>
-      <w:hyperlink r:id="rId53">
-        <w:r>
-          <w:rPr>
-            <w:lang w:val="es_ES" w:bidi="es_ES"/>
-          </w:rPr>
-          <w:rPr>
-            <w:color w:val="0000EE"/>
-            <w:u w:val="single"/>
-          </w:rPr>
-          <w:t>3.1–6,</w:t>
-        </w:r>
-      </w:hyperlink>
+      <w:r>
+        <w:rPr>
+          <w:lang w:val="es_ES" w:bidi="es_ES"/>
+        </w:rPr>
+        <w:t>3.1–6,</w:t>
+      </w:r>
       <w:r>
         <w:rPr>
           <w:lang w:val="es_ES" w:bidi="es_ES"/>
         </w:rPr>
         <w:t xml:space="preserve"> </w:t>
       </w:r>
-      <w:hyperlink r:id="rId55">
-        <w:r>
-          <w:rPr>
-            <w:lang w:val="es_ES" w:bidi="es_ES"/>
-          </w:rPr>
-          <w:rPr>
-            <w:color w:val="0000EE"/>
-            <w:u w:val="single"/>
-          </w:rPr>
-          <w:t>5.7–8,</w:t>
-        </w:r>
-      </w:hyperlink>
+      <w:r>
+        <w:rPr>
+          <w:lang w:val="es_ES" w:bidi="es_ES"/>
+        </w:rPr>
+        <w:t>5.7–8,</w:t>
+      </w:r>
       <w:r>
         <w:rPr>
           <w:lang w:val="es_ES" w:bidi="es_ES"/>
         </w:rPr>
         <w:t xml:space="preserve"> </w:t>
       </w:r>
-      <w:hyperlink r:id="rId56">
-        <w:r>
-          <w:rPr>
-            <w:lang w:val="es_ES" w:bidi="es_ES"/>
-          </w:rPr>
-          <w:rPr>
-            <w:color w:val="0000EE"/>
-            <w:u w:val="single"/>
-          </w:rPr>
-          <w:t>12.1–2</w:t>
-        </w:r>
-      </w:hyperlink>
+      <w:r>
+        <w:rPr>
+          <w:lang w:val="es_ES" w:bidi="es_ES"/>
+        </w:rPr>
+        <w:t>12.1–2</w:t>
+      </w:r>
       <w:r>
         <w:rPr>
           <w:lang w:val="es_ES" w:bidi="es_ES"/>
         </w:rPr>
         <w:t>), y en su exaltación, reina como el supremo Señor del universo (</w:t>
       </w:r>
-      <w:hyperlink r:id="rId57">
-        <w:r>
-          <w:rPr>
-            <w:lang w:val="es_ES" w:bidi="es_ES"/>
-          </w:rPr>
-          <w:rPr>
-            <w:color w:val="0000EE"/>
-            <w:u w:val="single"/>
-          </w:rPr>
-          <w:t>1.2–4</w:t>
-        </w:r>
-      </w:hyperlink>
+      <w:r>
+        <w:rPr>
+          <w:lang w:val="es_ES" w:bidi="es_ES"/>
+        </w:rPr>
+        <w:t>1.2–4</w:t>
+      </w:r>
       <w:r>
         <w:rPr>
           <w:lang w:val="es_ES" w:bidi="es_ES"/>
         </w:rPr>
         <w:t xml:space="preserve">, </w:t>
       </w:r>
-      <w:hyperlink r:id="rId58">
-        <w:r>
-          <w:rPr>
-            <w:lang w:val="es_ES" w:bidi="es_ES"/>
-          </w:rPr>
-          <w:rPr>
-            <w:color w:val="0000EE"/>
-            <w:u w:val="single"/>
-          </w:rPr>
-          <w:t>8–13</w:t>
-        </w:r>
-      </w:hyperlink>
+      <w:r>
+        <w:rPr>
+          <w:lang w:val="es_ES" w:bidi="es_ES"/>
+        </w:rPr>
+        <w:t>8–13</w:t>
+      </w:r>
       <w:r>
         <w:rPr>
           <w:lang w:val="es_ES" w:bidi="es_ES"/>
@@ -1471,144 +1177,96 @@
         </w:rPr>
         <w:t xml:space="preserve">También podemos mirar ejemplos positivos de otros que han sido fieles en su viaje a la ciudad eterna de Dios (ver </w:t>
       </w:r>
-      <w:hyperlink r:id="rId59">
-        <w:r>
-          <w:rPr>
-            <w:lang w:val="es_ES" w:bidi="es_ES"/>
-          </w:rPr>
-          <w:rPr>
-            <w:color w:val="0000EE"/>
-            <w:u w:val="single"/>
-          </w:rPr>
-          <w:t>6.13–15,</w:t>
-        </w:r>
-      </w:hyperlink>
+      <w:r>
+        <w:rPr>
+          <w:lang w:val="es_ES" w:bidi="es_ES"/>
+        </w:rPr>
+        <w:t>6.13–15,</w:t>
+      </w:r>
       <w:r>
         <w:rPr>
           <w:lang w:val="es_ES" w:bidi="es_ES"/>
         </w:rPr>
         <w:t xml:space="preserve"> </w:t>
       </w:r>
-      <w:hyperlink r:id="rId46">
-        <w:r>
-          <w:rPr>
-            <w:lang w:val="es_ES" w:bidi="es_ES"/>
-          </w:rPr>
-          <w:rPr>
-            <w:color w:val="0000EE"/>
-            <w:u w:val="single"/>
-          </w:rPr>
-          <w:t>10.32–39,</w:t>
-        </w:r>
-      </w:hyperlink>
+      <w:r>
+        <w:rPr>
+          <w:lang w:val="es_ES" w:bidi="es_ES"/>
+        </w:rPr>
+        <w:t>10.32–39,</w:t>
+      </w:r>
       <w:r>
         <w:rPr>
           <w:lang w:val="es_ES" w:bidi="es_ES"/>
         </w:rPr>
         <w:t xml:space="preserve"> </w:t>
       </w:r>
-      <w:hyperlink r:id="rId60">
-        <w:r>
-          <w:rPr>
-            <w:lang w:val="es_ES" w:bidi="es_ES"/>
-          </w:rPr>
-          <w:rPr>
-            <w:color w:val="0000EE"/>
-            <w:u w:val="single"/>
-          </w:rPr>
-          <w:t>11.1–40</w:t>
-        </w:r>
-      </w:hyperlink>
+      <w:r>
+        <w:rPr>
+          <w:lang w:val="es_ES" w:bidi="es_ES"/>
+        </w:rPr>
+        <w:t>11.1–40</w:t>
+      </w:r>
       <w:r>
         <w:rPr>
           <w:lang w:val="es_ES" w:bidi="es_ES"/>
         </w:rPr>
         <w:t xml:space="preserve">), y ejemplos negativos de aquellos que cayeron debido a desobediencia (ver </w:t>
       </w:r>
-      <w:hyperlink r:id="rId61">
-        <w:r>
-          <w:rPr>
-            <w:lang w:val="es_ES" w:bidi="es_ES"/>
-          </w:rPr>
-          <w:rPr>
-            <w:color w:val="0000EE"/>
-            <w:u w:val="single"/>
-          </w:rPr>
-          <w:t>3.7–19,</w:t>
-        </w:r>
-      </w:hyperlink>
+      <w:r>
+        <w:rPr>
+          <w:lang w:val="es_ES" w:bidi="es_ES"/>
+        </w:rPr>
+        <w:t>3.7–19,</w:t>
+      </w:r>
       <w:r>
         <w:rPr>
           <w:lang w:val="es_ES" w:bidi="es_ES"/>
         </w:rPr>
         <w:t xml:space="preserve"> </w:t>
       </w:r>
-      <w:hyperlink r:id="rId17">
-        <w:r>
-          <w:rPr>
-            <w:lang w:val="es_ES" w:bidi="es_ES"/>
-          </w:rPr>
-          <w:rPr>
-            <w:color w:val="0000EE"/>
-            <w:u w:val="single"/>
-          </w:rPr>
-          <w:t>6.4–8</w:t>
-        </w:r>
-      </w:hyperlink>
+      <w:r>
+        <w:rPr>
+          <w:lang w:val="es_ES" w:bidi="es_ES"/>
+        </w:rPr>
+        <w:t>6.4–8</w:t>
+      </w:r>
       <w:r>
         <w:rPr>
           <w:lang w:val="es_ES" w:bidi="es_ES"/>
         </w:rPr>
         <w:t>). Y podemos abrazar las promesas de Dios para nosotros con respecto a nuestra herencia como sus hijos (</w:t>
       </w:r>
-      <w:hyperlink r:id="rId62">
-        <w:r>
-          <w:rPr>
-            <w:lang w:val="es_ES" w:bidi="es_ES"/>
-          </w:rPr>
-          <w:rPr>
-            <w:color w:val="0000EE"/>
-            <w:u w:val="single"/>
-          </w:rPr>
-          <w:t>4.3–11,</w:t>
-        </w:r>
-      </w:hyperlink>
+      <w:r>
+        <w:rPr>
+          <w:lang w:val="es_ES" w:bidi="es_ES"/>
+        </w:rPr>
+        <w:t>4.3–11,</w:t>
+      </w:r>
       <w:r>
         <w:rPr>
           <w:lang w:val="es_ES" w:bidi="es_ES"/>
         </w:rPr>
         <w:t xml:space="preserve"> </w:t>
       </w:r>
-      <w:hyperlink r:id="rId63">
-        <w:r>
-          <w:rPr>
-            <w:lang w:val="es_ES" w:bidi="es_ES"/>
-          </w:rPr>
-          <w:rPr>
-            <w:color w:val="0000EE"/>
-            <w:u w:val="single"/>
-          </w:rPr>
-          <w:t>6.13–20,</w:t>
-        </w:r>
-      </w:hyperlink>
+      <w:r>
+        <w:rPr>
+          <w:lang w:val="es_ES" w:bidi="es_ES"/>
+        </w:rPr>
+        <w:t>6.13–20,</w:t>
+      </w:r>
       <w:r>
         <w:rPr>
           <w:lang w:val="es_ES" w:bidi="es_ES"/>
         </w:rPr>
         <w:t xml:space="preserve"> </w:t>
       </w:r>
-      <w:hyperlink r:id="rId64">
-        <w:r>
-          <w:rPr>
-            <w:lang w:val="es_ES" w:bidi="es_ES"/>
-          </w:rPr>
-          <w:rPr>
-            <w:color w:val="0000EE"/>
-            <w:u w:val="single"/>
-          </w:rPr>
-          <w:t>12.22–24</w:t>
-        </w:r>
-      </w:hyperlink>
+      <w:r>
+        <w:rPr>
+          <w:lang w:val="es_ES" w:bidi="es_ES"/>
+        </w:rPr>
+        <w:t>12.22–24</w:t>
+      </w:r>
       <w:r>
         <w:rPr>
           <w:lang w:val="es_ES" w:bidi="es_ES"/>
@@ -1629,18 +1287,12 @@
         </w:rPr>
         <w:t>Gracias a Jesús, podemos vivir como miembros fieles de la comunidad cristiana en nuestras relaciones y nuestra adoración (</w:t>
       </w:r>
-      <w:hyperlink r:id="rId65">
-        <w:r>
-          <w:rPr>
-            <w:lang w:val="es_ES" w:bidi="es_ES"/>
-          </w:rPr>
-          <w:rPr>
-            <w:color w:val="0000EE"/>
-            <w:u w:val="single"/>
-          </w:rPr>
-          <w:t>13.1–17</w:t>
-        </w:r>
-      </w:hyperlink>
+      <w:r>
+        <w:rPr>
+          <w:lang w:val="es_ES" w:bidi="es_ES"/>
+        </w:rPr>
+        <w:t>13.1–17</w:t>
+      </w:r>
       <w:r>
         <w:rPr>
           <w:lang w:val="es_ES" w:bidi="es_ES"/>
